--- a/AB_Cloud_Quantum_Research/modules/core_spectrum/monograph/theorems_volume/monograph_theorems_en.docx
+++ b/AB_Cloud_Quantum_Research/modules/core_spectrum/monograph/theorems_volume/monograph_theorems_en.docx
@@ -301,7 +301,7 @@
         <w:jc w:val="both"/>
       </w:pPr>
       <w:r>
-        <w:t>Boundaries: Th1 says nothing about the correspondence of the spectrum to the ζ zeros — that is the H2/H5 question, on which the series delivers negative verdicts (V1, V3, V6, V16). The pairing λ ↔ −λ breaks already at W &gt; 0 (the vortex potential is asymmetric) and is not restored by vortices.</w:t>
+        <w:t>Boundaries: Th1 says nothing about the correspondence of the spectrum to the ζ zeros — that is the H2/H5 question, where the series' verdicts are: the level identity holds at the zeros' level (V6/V16 — YES via the D_nn bridge, v2.0.7) with the bit-level branch open (V16, z = 2.49 &lt; 6), and the specific design claims refuted (V1: the blind coding is invisible; V3: σ = ½ is not optimal in D_KS). The pairing λ ↔ −λ breaks already at W &gt; 0 (the vortex potential is asymmetric) and is not restored by vortices.</w:t>
       </w:r>
     </w:p>
     <w:p>
